--- a/Knowledge/3-Work knowledge/1-Software Engineering/1-Software Engineering Fundamentals/5-My Source/5-Network Data Structures/2-Types of Routes/4-Dynamic Route.docx
+++ b/Knowledge/3-Work knowledge/1-Software Engineering/1-Software Engineering Fundamentals/5-My Source/5-Network Data Structures/2-Types of Routes/4-Dynamic Route.docx
@@ -4,70 +4,37 @@
   <w:body>
     <w:p>
       <w:pPr>
-        <w:keepNext/>
-        <w:keepLines/>
-        <w:spacing w:before="360" w:after="80" w:line="276" w:lineRule="auto"/>
-        <w:outlineLvl w:val="0"/>
-        <w:rPr>
-          <w:rFonts w:asciiTheme="majorHAnsi" w:eastAsiaTheme="majorEastAsia" w:hAnsiTheme="majorHAnsi" w:cstheme="majorBidi"/>
-          <w:color w:val="2F5496" w:themeColor="accent1" w:themeShade="BF"/>
-          <w:kern w:val="0"/>
-          <w:sz w:val="40"/>
-          <w:szCs w:val="40"/>
-          <w:lang w:val="en"/>
-          <w14:ligatures w14:val="none"/>
+        <w:pStyle w:val="Heading1"/>
+        <w:rPr>
+          <w:lang w:val="en"/>
         </w:rPr>
       </w:pPr>
       <w:bookmarkStart w:id="0" w:name="_okspoo3p6xg8" w:colFirst="0" w:colLast="0"/>
       <w:bookmarkEnd w:id="0"/>
       <w:r>
         <w:rPr>
-          <w:rFonts w:asciiTheme="majorHAnsi" w:eastAsiaTheme="majorEastAsia" w:hAnsiTheme="majorHAnsi" w:cstheme="majorBidi"/>
-          <w:color w:val="2F5496" w:themeColor="accent1" w:themeShade="BF"/>
-          <w:kern w:val="0"/>
-          <w:sz w:val="40"/>
-          <w:szCs w:val="40"/>
-          <w:lang w:val="en"/>
-          <w14:ligatures w14:val="none"/>
+          <w:lang w:val="en"/>
         </w:rPr>
         <w:t>Dynamic Route</w:t>
       </w:r>
     </w:p>
     <w:p>
       <w:pPr>
-        <w:spacing w:before="280" w:after="80" w:line="276" w:lineRule="auto"/>
-        <w:outlineLvl w:val="1"/>
-        <w:rPr>
-          <w:rFonts w:asciiTheme="majorHAnsi" w:eastAsiaTheme="majorEastAsia" w:hAnsiTheme="majorHAnsi" w:cstheme="majorBidi"/>
-          <w:color w:val="2F5496" w:themeColor="accent1" w:themeShade="BF"/>
-          <w:kern w:val="0"/>
-          <w:sz w:val="32"/>
-          <w:szCs w:val="32"/>
-          <w:lang w:val="en"/>
-          <w14:ligatures w14:val="none"/>
+        <w:pStyle w:val="Heading2"/>
+        <w:rPr>
+          <w:lang w:val="en"/>
         </w:rPr>
       </w:pPr>
       <w:r>
         <w:rPr>
-          <w:rFonts w:ascii="Segoe UI Emoji" w:eastAsiaTheme="majorEastAsia" w:hAnsi="Segoe UI Emoji" w:cs="Segoe UI Emoji"/>
-          <w:color w:val="2F5496" w:themeColor="accent1" w:themeShade="BF"/>
-          <w:kern w:val="0"/>
-          <w:sz w:val="32"/>
-          <w:szCs w:val="32"/>
-          <w:lang w:val="en"/>
-          <w14:ligatures w14:val="none"/>
+          <w:rFonts w:ascii="Segoe UI Emoji" w:hAnsi="Segoe UI Emoji" w:cs="Segoe UI Emoji"/>
+          <w:lang w:val="en"/>
         </w:rPr>
         <w:t>🧱</w:t>
       </w:r>
       <w:r>
         <w:rPr>
-          <w:rFonts w:asciiTheme="majorHAnsi" w:eastAsiaTheme="majorEastAsia" w:hAnsiTheme="majorHAnsi" w:cstheme="majorBidi"/>
-          <w:color w:val="2F5496" w:themeColor="accent1" w:themeShade="BF"/>
-          <w:kern w:val="0"/>
-          <w:sz w:val="32"/>
-          <w:szCs w:val="32"/>
-          <w:lang w:val="en"/>
-          <w14:ligatures w14:val="none"/>
+          <w:lang w:val="en"/>
         </w:rPr>
         <w:t xml:space="preserve"> What Is Dynamic Route?</w:t>
       </w:r>
@@ -321,47 +288,23 @@
     </w:p>
     <w:p>
       <w:pPr>
-        <w:spacing w:before="160" w:after="80" w:line="276" w:lineRule="auto"/>
-        <w:outlineLvl w:val="1"/>
-        <w:rPr>
-          <w:rFonts w:asciiTheme="majorHAnsi" w:eastAsiaTheme="majorEastAsia" w:hAnsiTheme="majorHAnsi" w:cstheme="majorBidi"/>
-          <w:b/>
-          <w:bCs/>
-          <w:color w:val="2F5496" w:themeColor="accent1" w:themeShade="BF"/>
-          <w:kern w:val="0"/>
-          <w:sz w:val="34"/>
-          <w:szCs w:val="34"/>
-          <w:lang w:val="en"/>
-          <w14:ligatures w14:val="none"/>
+        <w:pStyle w:val="Heading2"/>
+        <w:rPr>
+          <w:lang w:val="en"/>
         </w:rPr>
       </w:pPr>
       <w:bookmarkStart w:id="1" w:name="_x9pztivunsrj" w:colFirst="0" w:colLast="0"/>
       <w:bookmarkEnd w:id="1"/>
       <w:r>
         <w:rPr>
-          <w:rFonts w:ascii="Segoe UI Emoji" w:eastAsiaTheme="majorEastAsia" w:hAnsi="Segoe UI Emoji" w:cs="Segoe UI Emoji"/>
-          <w:b/>
-          <w:bCs/>
-          <w:color w:val="2F5496" w:themeColor="accent1" w:themeShade="BF"/>
-          <w:kern w:val="0"/>
-          <w:sz w:val="34"/>
-          <w:szCs w:val="34"/>
-          <w:lang w:val="en"/>
-          <w14:ligatures w14:val="none"/>
+          <w:rFonts w:ascii="Segoe UI Emoji" w:hAnsi="Segoe UI Emoji" w:cs="Segoe UI Emoji"/>
+          <w:lang w:val="en"/>
         </w:rPr>
         <w:t>🧠</w:t>
       </w:r>
       <w:r>
         <w:rPr>
-          <w:rFonts w:asciiTheme="majorHAnsi" w:eastAsiaTheme="majorEastAsia" w:hAnsiTheme="majorHAnsi" w:cstheme="majorBidi"/>
-          <w:b/>
-          <w:bCs/>
-          <w:color w:val="2F5496" w:themeColor="accent1" w:themeShade="BF"/>
-          <w:kern w:val="0"/>
-          <w:sz w:val="34"/>
-          <w:szCs w:val="34"/>
-          <w:lang w:val="en"/>
-          <w14:ligatures w14:val="none"/>
+          <w:lang w:val="en"/>
         </w:rPr>
         <w:t xml:space="preserve"> Simple Definition:</w:t>
       </w:r>
@@ -592,47 +535,23 @@
     </w:p>
     <w:p>
       <w:pPr>
-        <w:spacing w:before="160" w:after="80" w:line="276" w:lineRule="auto"/>
-        <w:outlineLvl w:val="1"/>
-        <w:rPr>
-          <w:rFonts w:asciiTheme="majorHAnsi" w:eastAsiaTheme="majorEastAsia" w:hAnsiTheme="majorHAnsi" w:cstheme="majorBidi"/>
-          <w:b/>
-          <w:bCs/>
-          <w:color w:val="2F5496" w:themeColor="accent1" w:themeShade="BF"/>
-          <w:kern w:val="0"/>
-          <w:sz w:val="34"/>
-          <w:szCs w:val="34"/>
-          <w:lang w:val="en"/>
-          <w14:ligatures w14:val="none"/>
+        <w:pStyle w:val="Heading2"/>
+        <w:rPr>
+          <w:lang w:val="en"/>
         </w:rPr>
       </w:pPr>
       <w:bookmarkStart w:id="2" w:name="_a0i6tm6sfwqt" w:colFirst="0" w:colLast="0"/>
       <w:bookmarkEnd w:id="2"/>
       <w:r>
         <w:rPr>
-          <w:rFonts w:ascii="Segoe UI Emoji" w:eastAsiaTheme="majorEastAsia" w:hAnsi="Segoe UI Emoji" w:cs="Segoe UI Emoji"/>
-          <w:b/>
-          <w:bCs/>
-          <w:color w:val="2F5496" w:themeColor="accent1" w:themeShade="BF"/>
-          <w:kern w:val="0"/>
-          <w:sz w:val="34"/>
-          <w:szCs w:val="34"/>
-          <w:lang w:val="en"/>
-          <w14:ligatures w14:val="none"/>
+          <w:rFonts w:ascii="Segoe UI Emoji" w:hAnsi="Segoe UI Emoji" w:cs="Segoe UI Emoji"/>
+          <w:lang w:val="en"/>
         </w:rPr>
         <w:t>🔄</w:t>
       </w:r>
       <w:r>
         <w:rPr>
-          <w:rFonts w:asciiTheme="majorHAnsi" w:eastAsiaTheme="majorEastAsia" w:hAnsiTheme="majorHAnsi" w:cstheme="majorBidi"/>
-          <w:b/>
-          <w:bCs/>
-          <w:color w:val="2F5496" w:themeColor="accent1" w:themeShade="BF"/>
-          <w:kern w:val="0"/>
-          <w:sz w:val="34"/>
-          <w:szCs w:val="34"/>
-          <w:lang w:val="en"/>
-          <w14:ligatures w14:val="none"/>
+          <w:lang w:val="en"/>
         </w:rPr>
         <w:t xml:space="preserve"> Example Routing Protocols:</w:t>
       </w:r>
@@ -1102,6 +1021,7 @@
                 <w:lang w:val="en"/>
                 <w14:ligatures w14:val="none"/>
               </w:rPr>
+              <w:lastRenderedPageBreak/>
               <w:t>OSPF</w:t>
             </w:r>
           </w:p>
@@ -1478,47 +1398,23 @@
     </w:p>
     <w:p>
       <w:pPr>
-        <w:spacing w:before="160" w:after="80" w:line="276" w:lineRule="auto"/>
-        <w:outlineLvl w:val="1"/>
-        <w:rPr>
-          <w:rFonts w:asciiTheme="majorHAnsi" w:eastAsiaTheme="majorEastAsia" w:hAnsiTheme="majorHAnsi" w:cstheme="majorBidi"/>
-          <w:b/>
-          <w:bCs/>
-          <w:color w:val="2F5496" w:themeColor="accent1" w:themeShade="BF"/>
-          <w:kern w:val="0"/>
-          <w:sz w:val="34"/>
-          <w:szCs w:val="34"/>
-          <w:lang w:val="en"/>
-          <w14:ligatures w14:val="none"/>
+        <w:pStyle w:val="Heading2"/>
+        <w:rPr>
+          <w:lang w:val="en"/>
         </w:rPr>
       </w:pPr>
       <w:bookmarkStart w:id="3" w:name="_eexbh37uastl" w:colFirst="0" w:colLast="0"/>
       <w:bookmarkEnd w:id="3"/>
       <w:r>
         <w:rPr>
-          <w:rFonts w:ascii="Segoe UI Emoji" w:eastAsiaTheme="majorEastAsia" w:hAnsi="Segoe UI Emoji" w:cs="Segoe UI Emoji"/>
-          <w:b/>
-          <w:bCs/>
-          <w:color w:val="2F5496" w:themeColor="accent1" w:themeShade="BF"/>
-          <w:kern w:val="0"/>
-          <w:sz w:val="34"/>
-          <w:szCs w:val="34"/>
-          <w:lang w:val="en"/>
-          <w14:ligatures w14:val="none"/>
+          <w:rFonts w:ascii="Segoe UI Emoji" w:hAnsi="Segoe UI Emoji" w:cs="Segoe UI Emoji"/>
+          <w:lang w:val="en"/>
         </w:rPr>
         <w:t>📦</w:t>
       </w:r>
       <w:r>
         <w:rPr>
-          <w:rFonts w:asciiTheme="majorHAnsi" w:eastAsiaTheme="majorEastAsia" w:hAnsiTheme="majorHAnsi" w:cstheme="majorBidi"/>
-          <w:b/>
-          <w:bCs/>
-          <w:color w:val="2F5496" w:themeColor="accent1" w:themeShade="BF"/>
-          <w:kern w:val="0"/>
-          <w:sz w:val="34"/>
-          <w:szCs w:val="34"/>
-          <w:lang w:val="en"/>
-          <w14:ligatures w14:val="none"/>
+          <w:lang w:val="en"/>
         </w:rPr>
         <w:t xml:space="preserve"> What Happens in Dynamic Routing?</w:t>
       </w:r>
@@ -1817,47 +1713,23 @@
     </w:p>
     <w:p>
       <w:pPr>
-        <w:spacing w:before="160" w:after="80" w:line="276" w:lineRule="auto"/>
-        <w:outlineLvl w:val="1"/>
-        <w:rPr>
-          <w:rFonts w:asciiTheme="majorHAnsi" w:eastAsiaTheme="majorEastAsia" w:hAnsiTheme="majorHAnsi" w:cstheme="majorBidi"/>
-          <w:b/>
-          <w:bCs/>
-          <w:color w:val="2F5496" w:themeColor="accent1" w:themeShade="BF"/>
-          <w:kern w:val="0"/>
-          <w:sz w:val="34"/>
-          <w:szCs w:val="34"/>
-          <w:lang w:val="en"/>
-          <w14:ligatures w14:val="none"/>
+        <w:pStyle w:val="Heading2"/>
+        <w:rPr>
+          <w:lang w:val="en"/>
         </w:rPr>
       </w:pPr>
       <w:bookmarkStart w:id="4" w:name="_9f76psv525mf" w:colFirst="0" w:colLast="0"/>
       <w:bookmarkEnd w:id="4"/>
       <w:r>
         <w:rPr>
-          <w:rFonts w:ascii="Segoe UI Emoji" w:eastAsiaTheme="majorEastAsia" w:hAnsi="Segoe UI Emoji" w:cs="Segoe UI Emoji"/>
-          <w:b/>
-          <w:bCs/>
-          <w:color w:val="2F5496" w:themeColor="accent1" w:themeShade="BF"/>
-          <w:kern w:val="0"/>
-          <w:sz w:val="34"/>
-          <w:szCs w:val="34"/>
-          <w:lang w:val="en"/>
-          <w14:ligatures w14:val="none"/>
+          <w:rFonts w:ascii="Segoe UI Emoji" w:hAnsi="Segoe UI Emoji" w:cs="Segoe UI Emoji"/>
+          <w:lang w:val="en"/>
         </w:rPr>
         <w:t>🧾</w:t>
       </w:r>
       <w:r>
         <w:rPr>
-          <w:rFonts w:asciiTheme="majorHAnsi" w:eastAsiaTheme="majorEastAsia" w:hAnsiTheme="majorHAnsi" w:cstheme="majorBidi"/>
-          <w:b/>
-          <w:bCs/>
-          <w:color w:val="2F5496" w:themeColor="accent1" w:themeShade="BF"/>
-          <w:kern w:val="0"/>
-          <w:sz w:val="34"/>
-          <w:szCs w:val="34"/>
-          <w:lang w:val="en"/>
-          <w14:ligatures w14:val="none"/>
+          <w:lang w:val="en"/>
         </w:rPr>
         <w:t xml:space="preserve"> Sample Routing Table Entry (Dynamic)</w:t>
       </w:r>
@@ -2566,47 +2438,23 @@
     </w:p>
     <w:p>
       <w:pPr>
-        <w:spacing w:before="160" w:after="80" w:line="276" w:lineRule="auto"/>
-        <w:outlineLvl w:val="1"/>
-        <w:rPr>
-          <w:rFonts w:asciiTheme="majorHAnsi" w:eastAsiaTheme="majorEastAsia" w:hAnsiTheme="majorHAnsi" w:cstheme="majorBidi"/>
-          <w:b/>
-          <w:bCs/>
-          <w:color w:val="2F5496" w:themeColor="accent1" w:themeShade="BF"/>
-          <w:kern w:val="0"/>
-          <w:sz w:val="34"/>
-          <w:szCs w:val="34"/>
-          <w:lang w:val="en"/>
-          <w14:ligatures w14:val="none"/>
+        <w:pStyle w:val="Heading2"/>
+        <w:rPr>
+          <w:lang w:val="en"/>
         </w:rPr>
       </w:pPr>
       <w:bookmarkStart w:id="5" w:name="_fss88nki20n" w:colFirst="0" w:colLast="0"/>
       <w:bookmarkEnd w:id="5"/>
       <w:r>
         <w:rPr>
-          <w:rFonts w:ascii="Segoe UI Emoji" w:eastAsiaTheme="majorEastAsia" w:hAnsi="Segoe UI Emoji" w:cs="Segoe UI Emoji"/>
-          <w:b/>
-          <w:bCs/>
-          <w:color w:val="2F5496" w:themeColor="accent1" w:themeShade="BF"/>
-          <w:kern w:val="0"/>
-          <w:sz w:val="34"/>
-          <w:szCs w:val="34"/>
-          <w:lang w:val="en"/>
-          <w14:ligatures w14:val="none"/>
+          <w:rFonts w:ascii="Segoe UI Emoji" w:hAnsi="Segoe UI Emoji" w:cs="Segoe UI Emoji"/>
+          <w:lang w:val="en"/>
         </w:rPr>
         <w:t>🔍</w:t>
       </w:r>
       <w:r>
         <w:rPr>
-          <w:rFonts w:asciiTheme="majorHAnsi" w:eastAsiaTheme="majorEastAsia" w:hAnsiTheme="majorHAnsi" w:cstheme="majorBidi"/>
-          <w:b/>
-          <w:bCs/>
-          <w:color w:val="2F5496" w:themeColor="accent1" w:themeShade="BF"/>
-          <w:kern w:val="0"/>
-          <w:sz w:val="34"/>
-          <w:szCs w:val="34"/>
-          <w:lang w:val="en"/>
-          <w14:ligatures w14:val="none"/>
+          <w:lang w:val="en"/>
         </w:rPr>
         <w:t xml:space="preserve"> Characteristics of Dynamic Routes:</w:t>
       </w:r>
@@ -2710,6 +2558,7 @@
           <w:lang w:val="en"/>
           <w14:ligatures w14:val="none"/>
         </w:rPr>
+        <w:lastRenderedPageBreak/>
         <w:drawing>
           <wp:inline distT="114300" distB="114300" distL="114300" distR="114300" wp14:anchorId="6A69A3FA" wp14:editId="71C48B54">
             <wp:extent cx="5943600" cy="1968500"/>
@@ -3442,47 +3291,23 @@
     </w:p>
     <w:p>
       <w:pPr>
-        <w:spacing w:before="160" w:after="80" w:line="276" w:lineRule="auto"/>
-        <w:outlineLvl w:val="1"/>
-        <w:rPr>
-          <w:rFonts w:asciiTheme="majorHAnsi" w:eastAsiaTheme="majorEastAsia" w:hAnsiTheme="majorHAnsi" w:cstheme="majorBidi"/>
-          <w:b/>
-          <w:bCs/>
-          <w:color w:val="2F5496" w:themeColor="accent1" w:themeShade="BF"/>
-          <w:kern w:val="0"/>
-          <w:sz w:val="34"/>
-          <w:szCs w:val="34"/>
-          <w:lang w:val="en"/>
-          <w14:ligatures w14:val="none"/>
+        <w:pStyle w:val="Heading2"/>
+        <w:rPr>
+          <w:lang w:val="en"/>
         </w:rPr>
       </w:pPr>
       <w:bookmarkStart w:id="6" w:name="_dy75vq2jr02w" w:colFirst="0" w:colLast="0"/>
       <w:bookmarkEnd w:id="6"/>
       <w:r>
         <w:rPr>
-          <w:rFonts w:ascii="Segoe UI Emoji" w:eastAsiaTheme="majorEastAsia" w:hAnsi="Segoe UI Emoji" w:cs="Segoe UI Emoji"/>
-          <w:b/>
-          <w:bCs/>
-          <w:color w:val="2F5496" w:themeColor="accent1" w:themeShade="BF"/>
-          <w:kern w:val="0"/>
-          <w:sz w:val="34"/>
-          <w:szCs w:val="34"/>
-          <w:lang w:val="en"/>
-          <w14:ligatures w14:val="none"/>
+          <w:rFonts w:ascii="Segoe UI Emoji" w:hAnsi="Segoe UI Emoji" w:cs="Segoe UI Emoji"/>
+          <w:lang w:val="en"/>
         </w:rPr>
         <w:t>🆚</w:t>
       </w:r>
       <w:r>
         <w:rPr>
-          <w:rFonts w:asciiTheme="majorHAnsi" w:eastAsiaTheme="majorEastAsia" w:hAnsiTheme="majorHAnsi" w:cstheme="majorBidi"/>
-          <w:b/>
-          <w:bCs/>
-          <w:color w:val="2F5496" w:themeColor="accent1" w:themeShade="BF"/>
-          <w:kern w:val="0"/>
-          <w:sz w:val="34"/>
-          <w:szCs w:val="34"/>
-          <w:lang w:val="en"/>
-          <w14:ligatures w14:val="none"/>
+          <w:lang w:val="en"/>
         </w:rPr>
         <w:t xml:space="preserve"> Static vs Dynamic Route</w:t>
       </w:r>
@@ -3686,6 +3511,7 @@
                 <w:lang w:val="en"/>
                 <w14:ligatures w14:val="none"/>
               </w:rPr>
+              <w:lastRenderedPageBreak/>
               <w:t>Feature</w:t>
             </w:r>
           </w:p>
@@ -4342,18 +4168,9 @@
     </w:p>
     <w:p>
       <w:pPr>
-        <w:spacing w:before="160" w:after="80" w:line="276" w:lineRule="auto"/>
-        <w:outlineLvl w:val="1"/>
-        <w:rPr>
-          <w:rFonts w:asciiTheme="majorHAnsi" w:eastAsiaTheme="majorEastAsia" w:hAnsiTheme="majorHAnsi" w:cstheme="majorBidi"/>
-          <w:b/>
-          <w:bCs/>
-          <w:color w:val="2F5496" w:themeColor="accent1" w:themeShade="BF"/>
-          <w:kern w:val="0"/>
-          <w:sz w:val="34"/>
-          <w:szCs w:val="34"/>
-          <w:lang w:val="en"/>
-          <w14:ligatures w14:val="none"/>
+        <w:pStyle w:val="Heading2"/>
+        <w:rPr>
+          <w:lang w:val="en"/>
         </w:rPr>
       </w:pPr>
       <w:bookmarkStart w:id="7" w:name="_1g90l0jtmzc4" w:colFirst="0" w:colLast="0"/>
@@ -4361,28 +4178,14 @@
       <w:r>
         <w:rPr>
           <w:rFonts w:ascii="Segoe UI Emoji" w:eastAsia="Arial Unicode MS" w:hAnsi="Segoe UI Emoji" w:cs="Segoe UI Emoji"/>
-          <w:b/>
-          <w:bCs/>
-          <w:color w:val="2F5496" w:themeColor="accent1" w:themeShade="BF"/>
-          <w:kern w:val="0"/>
-          <w:sz w:val="34"/>
-          <w:szCs w:val="34"/>
-          <w:lang w:val="en"/>
-          <w14:ligatures w14:val="none"/>
+          <w:lang w:val="en"/>
         </w:rPr>
         <w:t>✅</w:t>
       </w:r>
       <w:r>
         <w:rPr>
-          <w:rFonts w:ascii="Arial Unicode MS" w:eastAsia="Arial Unicode MS" w:hAnsi="Arial Unicode MS" w:cs="Arial Unicode MS"/>
-          <w:b/>
-          <w:bCs/>
-          <w:color w:val="2F5496" w:themeColor="accent1" w:themeShade="BF"/>
-          <w:kern w:val="0"/>
-          <w:sz w:val="34"/>
-          <w:szCs w:val="34"/>
-          <w:lang w:val="en"/>
-          <w14:ligatures w14:val="none"/>
+          <w:rFonts w:eastAsia="Arial Unicode MS"/>
+          <w:lang w:val="en"/>
         </w:rPr>
         <w:t xml:space="preserve"> Summary</w:t>
       </w:r>
@@ -5603,7 +5406,6 @@
     <w:next w:val="Normal"/>
     <w:link w:val="Heading2Char"/>
     <w:uiPriority w:val="9"/>
-    <w:semiHidden/>
     <w:unhideWhenUsed/>
     <w:qFormat/>
     <w:rsid w:val="00F306D6"/>
@@ -5820,7 +5622,6 @@
     <w:basedOn w:val="DefaultParagraphFont"/>
     <w:link w:val="Heading2"/>
     <w:uiPriority w:val="9"/>
-    <w:semiHidden/>
     <w:rsid w:val="00F306D6"/>
     <w:rPr>
       <w:rFonts w:asciiTheme="majorHAnsi" w:eastAsiaTheme="majorEastAsia" w:hAnsiTheme="majorHAnsi" w:cstheme="majorBidi"/>
